--- a/data/cvs/cv_124_Feedzai_Senior_Frontend_Engineer_-_Product.docx
+++ b/data/cvs/cv_124_Feedzai_Senior_Frontend_Engineer_-_Product.docx
@@ -86,7 +86,7 @@
         <w:rPr>
           <w:sz w:val="20"/>
         </w:rPr>
-        <w:t>Frontend Engineer with a passion for building scalable and accessible web applications. I have a strong background in React and JavaScript development, with experience in creating responsive and user-friendly interfaces. Currently, I lead the frontend development of a full-stack application at Copy Cat Group, integrating AI-driven automation features and collaborating on backend logic. My expertise lies in crafting seamless user experiences, ensuring cross-browser compatibility, and optimising performance.</w:t>
+        <w:t>Senior Frontend Engineer with a strong background in full-stack development and AI engineering. I excel at building scalable, user-centric applications, having worked with enterprise clients across banking, retail, and corporate sectors. My expertise lies in JavaScript, React, and related frontend technologies, with a focus on accessibility and performance. I'm currently leading frontend development at Copy Cat Group, including an AI-powered tender scraping pipeline and an SAP API integration project.</w:t>
       </w:r>
     </w:p>
     <w:p>
@@ -119,7 +119,7 @@
         <w:rPr>
           <w:sz w:val="20"/>
         </w:rPr>
-        <w:t>Python, JavaScript, TypeScript, HTML, CSS, SCSS</w:t>
+        <w:t>JavaScript, Python, TypeScript, HTML, CSS, SQL, Bash</w:t>
       </w:r>
     </w:p>
     <w:p>
@@ -137,7 +137,7 @@
         <w:rPr>
           <w:sz w:val="20"/>
         </w:rPr>
-        <w:t>React, Redux, Node.js, Django, Flask, Webpack, Babel</w:t>
+        <w:t>React, Redux, Node.js, Django, Flask, Webpack, Jest, Cypress, Storybook</w:t>
       </w:r>
     </w:p>
     <w:p>
@@ -173,7 +173,7 @@
         <w:rPr>
           <w:sz w:val="20"/>
         </w:rPr>
-        <w:t>Pandas, NumPy, Excel, Data Visualisation, Statistical Analysis</w:t>
+        <w:t>Pandas, NumPy, Data Visualisation, Statistical Analysis</w:t>
       </w:r>
     </w:p>
     <w:p>
@@ -191,7 +191,7 @@
         <w:rPr>
           <w:sz w:val="20"/>
         </w:rPr>
-        <w:t>LLM Evaluation, Prompt Engineering, Dataset Structuring, Gemini API, Groq API</w:t>
+        <w:t>LLM Evaluation, Prompt Engineering, Dataset Structuring, Groq API, Gemini API</w:t>
       </w:r>
     </w:p>
     <w:p>
@@ -227,7 +227,7 @@
         <w:rPr>
           <w:sz w:val="20"/>
         </w:rPr>
-        <w:t>Git, GitHub, Postman, VS Code, Jira, Trello, Slack, HubSpot, Figma, Docker, Oracle Cloud, Google Cloud Platform</w:t>
+        <w:t>Git, CI/CD, Docker, Google Cloud Platform, Oracle Cloud</w:t>
       </w:r>
     </w:p>
     <w:p>
@@ -245,7 +245,7 @@
         <w:rPr>
           <w:sz w:val="20"/>
         </w:rPr>
-        <w:t>micro-frontend, Jest, Enzyme, Cypress, Storybook, CI/CD, Agile, Scrum, RESTful APIs, GraphQL, WebSockets, Microservices, Cloud computing, Kubernetes</w:t>
+        <w:t>micro-frontend, SCSS, Agile, Scrum, RESTful APIs, GraphQL, WebSockets, Microservices, Cloud computing, AWS, Azure</w:t>
       </w:r>
     </w:p>
     <w:p>
@@ -263,7 +263,7 @@
         <w:rPr>
           <w:sz w:val="20"/>
         </w:rPr>
-        <w:t>AWS, Azure, GCP, DevOps, Software architecture, Scalability, Performance optimization, Responsive design, Accessibility (WCAG), SEO best practices, Version control, Unit testing, Integration testing, End-to-end testing</w:t>
+        <w:t>Kubernetes, Terraform, Infrastructure as Code, DevOps, Software architecture, Scalability, Performance optimization, Security, Data structures, Algorithms, Design patterns</w:t>
       </w:r>
     </w:p>
     <w:p>
@@ -313,7 +313,7 @@
         <w:rPr>
           <w:sz w:val="20"/>
         </w:rPr>
-        <w:t>Leading frontend development of a full-stack application, ensuring seamless user experiences and cross-browser compatibility.</w:t>
+        <w:t>Leading frontend development for an AI-powered tender scraping pipeline, using React and JavaScript to create an intuitive, responsive interface.</w:t>
       </w:r>
     </w:p>
     <w:p>
@@ -325,7 +325,7 @@
         <w:rPr>
           <w:sz w:val="20"/>
         </w:rPr>
-        <w:t>Integrating SAP APIs with an internal Credit Control System, automating processes for OA and IT business units.</w:t>
+        <w:t>Integrating SAP APIs with an internal Credit Control System, ensuring seamless data flow and automation between business units.</w:t>
       </w:r>
     </w:p>
     <w:p>
@@ -337,7 +337,7 @@
         <w:rPr>
           <w:sz w:val="20"/>
         </w:rPr>
-        <w:t>Designing and implementing an AI-powered tender scraping pipeline to streamline tender opportunity discovery and processing.</w:t>
+        <w:t>Authoring comprehensive System Design Documents (SDDs) and Business Requirements Documents (BRDs) to align project scope and technical specifications.</w:t>
       </w:r>
     </w:p>
     <w:p>
@@ -372,7 +372,31 @@
         <w:rPr>
           <w:sz w:val="20"/>
         </w:rPr>
-        <w:t>Generated accurate captions for multimodal datasets, improving model accuracy through categorisation and validation.</w:t>
+        <w:t>Train AI models by generating accurate difference-based captions for multimodal datasets</w:t>
+      </w:r>
+    </w:p>
+    <w:p>
+      <w:pPr>
+        <w:pStyle w:val="ListBullet"/>
+        <w:spacing w:before="0" w:after="20"/>
+      </w:pPr>
+      <w:r>
+        <w:rPr>
+          <w:sz w:val="20"/>
+        </w:rPr>
+        <w:t>Perform categorisation, bounding, consistency checks, and image-level validation to improve multimodal model accuracy</w:t>
+      </w:r>
+    </w:p>
+    <w:p>
+      <w:pPr>
+        <w:pStyle w:val="ListBullet"/>
+        <w:spacing w:before="0" w:after="20"/>
+      </w:pPr>
+      <w:r>
+        <w:rPr>
+          <w:sz w:val="20"/>
+        </w:rPr>
+        <w:t>Contribute high-quality annotated outputs that directly feed into production AI model training pipelines</w:t>
       </w:r>
     </w:p>
     <w:p>
@@ -407,7 +431,31 @@
         <w:rPr>
           <w:sz w:val="20"/>
         </w:rPr>
-        <w:t>Built and delivered full-stack solutions, including UI components and API optimisation, for diverse U.S. clients.</w:t>
+        <w:t>Developed and delivered full-stack solutions for U.S.-based clients across different sectors</w:t>
+      </w:r>
+    </w:p>
+    <w:p>
+      <w:pPr>
+        <w:pStyle w:val="ListBullet"/>
+        <w:spacing w:before="0" w:after="20"/>
+      </w:pPr>
+      <w:r>
+        <w:rPr>
+          <w:sz w:val="20"/>
+        </w:rPr>
+        <w:t>Built UI components, optimised APIs, and handled CMS-based website systems</w:t>
+      </w:r>
+    </w:p>
+    <w:p>
+      <w:pPr>
+        <w:pStyle w:val="ListBullet"/>
+        <w:spacing w:before="0" w:after="20"/>
+      </w:pPr>
+      <w:r>
+        <w:rPr>
+          <w:sz w:val="20"/>
+        </w:rPr>
+        <w:t>Collaborated with remote teams to debug, improve performance, and implement client feedback</w:t>
       </w:r>
     </w:p>
     <w:p>
@@ -442,7 +490,31 @@
         <w:rPr>
           <w:sz w:val="20"/>
         </w:rPr>
-        <w:t>Performed intent detection and utterance verification for health and agriculture AI systems, ensuring high-quality training data.</w:t>
+        <w:t>Annotated and evaluated datasets for health and agriculture AI systems</w:t>
+      </w:r>
+    </w:p>
+    <w:p>
+      <w:pPr>
+        <w:pStyle w:val="ListBullet"/>
+        <w:spacing w:before="0" w:after="20"/>
+      </w:pPr>
+      <w:r>
+        <w:rPr>
+          <w:sz w:val="20"/>
+        </w:rPr>
+        <w:t>Performed intent detection, slot tagging, utterance verification, and structured dataset creation</w:t>
+      </w:r>
+    </w:p>
+    <w:p>
+      <w:pPr>
+        <w:pStyle w:val="ListBullet"/>
+        <w:spacing w:before="0" w:after="20"/>
+      </w:pPr>
+      <w:r>
+        <w:rPr>
+          <w:sz w:val="20"/>
+        </w:rPr>
+        <w:t>Ensured annotation quality and consistency across multilingual and multimodal training data</w:t>
       </w:r>
     </w:p>
     <w:p>
